--- a/Job Hunt 2026/2026-07-18 - Tatum Management Group - Marketing Director/Joshua_Chappell_Resume_Tatum.docx
+++ b/Job Hunt 2026/2026-07-18 - Tatum Management Group - Marketing Director/Joshua_Chappell_Resume_Tatum.docx
@@ -31,9 +31,9 @@
           <w:sz w:val="23"/>
           <w:szCs w:val="23"/>
         </w:rPr>
-        <w:t xml:space="preserve">Mesa, AZ  •  480-586-7959  •  </w:t>
-      </w:r>
-      <w:hyperlink w:history="1" r:id="rIdcezztnkuxk2fyzzgdmvq3">
+        <w:t xml:space="preserve">Mesa, AZ • 480-586-7959 • </w:t>
+      </w:r>
+      <w:hyperlink w:history="1" r:id="rIdribaugqyy5igaoq7rtsxt">
         <w:r>
           <w:rPr>
             <w:rFonts w:ascii="Calibri" w:cs="Calibri" w:eastAsia="Calibri" w:hAnsi="Calibri"/>
@@ -49,7 +49,7 @@
       <w:pPr>
         <w:jc w:val="center"/>
       </w:pPr>
-      <w:hyperlink w:history="1" r:id="rId4gjw-1z9lyf856clcu-j6">
+      <w:hyperlink w:history="1" r:id="rIdmtmvt9fihtbeh77nffk03">
         <w:r>
           <w:rPr>
             <w:rFonts w:ascii="Calibri" w:cs="Calibri" w:eastAsia="Calibri" w:hAnsi="Calibri"/>
@@ -63,7 +63,7 @@
     </w:p>
     <w:p>
       <w:pPr>
-        <w:spacing w:after="128" w:before="217" w:line="295"/>
+        <w:spacing w:after="121" w:before="208" w:line="293"/>
         <w:jc w:val="both"/>
       </w:pPr>
       <w:r>
@@ -81,7 +81,7 @@
         <w:pBdr>
           <w:bottom w:val="single" w:color="1A4D8F" w:sz="8" w:space="1"/>
         </w:pBdr>
-        <w:spacing w:after="148" w:before="266"/>
+        <w:spacing w:after="141" w:before="255"/>
       </w:pPr>
       <w:r>
         <w:rPr>
@@ -90,8 +90,8 @@
           <w:bCs/>
           <w:color w:val="1A4D8F"/>
           <w:spacing w:val="12"/>
-          <w:sz w:val="25"/>
-          <w:szCs w:val="25"/>
+          <w:sz w:val="24"/>
+          <w:szCs w:val="24"/>
         </w:rPr>
         <w:t xml:space="preserve">EXPERIENCE</w:t>
       </w:r>
@@ -127,10 +127,10 @@
         <w:rPr>
           <w:rFonts w:ascii="Calibri" w:cs="Calibri" w:eastAsia="Calibri" w:hAnsi="Calibri"/>
           <w:color w:val="555555"/>
-          <w:sz w:val="22"/>
-          <w:szCs w:val="22"/>
-        </w:rPr>
-        <w:t xml:space="preserve">	Mesa, AZ  |  2025 - Present</w:t>
+          <w:sz w:val="21"/>
+          <w:szCs w:val="21"/>
+        </w:rPr>
+        <w:t xml:space="preserve">	Mesa, AZ | 2025 - Present</w:t>
       </w:r>
     </w:p>
     <w:p>
@@ -143,7 +143,7 @@
         <w:tabs>
           <w:tab w:val="left" w:pos="280"/>
         </w:tabs>
-        <w:spacing w:after="83" w:line="295"/>
+        <w:spacing w:after="78" w:line="293"/>
         <w:ind w:left="280" w:hanging="280"/>
       </w:pPr>
       <w:r>
@@ -166,7 +166,7 @@
         <w:tabs>
           <w:tab w:val="left" w:pos="280"/>
         </w:tabs>
-        <w:spacing w:after="83" w:line="295"/>
+        <w:spacing w:after="78" w:line="293"/>
         <w:ind w:left="280" w:hanging="280"/>
       </w:pPr>
       <w:r>
@@ -189,7 +189,7 @@
         <w:tabs>
           <w:tab w:val="left" w:pos="280"/>
         </w:tabs>
-        <w:spacing w:after="83" w:line="295"/>
+        <w:spacing w:after="78" w:line="293"/>
         <w:ind w:left="280" w:hanging="280"/>
       </w:pPr>
       <w:r>
@@ -212,7 +212,7 @@
         <w:tabs>
           <w:tab w:val="left" w:pos="280"/>
         </w:tabs>
-        <w:spacing w:after="83" w:line="295"/>
+        <w:spacing w:after="78" w:line="293"/>
         <w:ind w:left="280" w:hanging="280"/>
       </w:pPr>
       <w:r>
@@ -230,7 +230,7 @@
         <w:tabs>
           <w:tab w:val="right" w:pos="10800"/>
         </w:tabs>
-        <w:spacing w:after="20" w:before="226"/>
+        <w:spacing w:after="20" w:before="215"/>
       </w:pPr>
       <w:r>
         <w:rPr>
@@ -256,10 +256,10 @@
         <w:rPr>
           <w:rFonts w:ascii="Calibri" w:cs="Calibri" w:eastAsia="Calibri" w:hAnsi="Calibri"/>
           <w:color w:val="555555"/>
-          <w:sz w:val="22"/>
-          <w:szCs w:val="22"/>
-        </w:rPr>
-        <w:t xml:space="preserve">	Glendale, AZ  |  Sep 2019 - Present</w:t>
+          <w:sz w:val="21"/>
+          <w:szCs w:val="21"/>
+        </w:rPr>
+        <w:t xml:space="preserve">	Glendale, AZ | Sep 2019 - Present</w:t>
       </w:r>
     </w:p>
     <w:p>
@@ -272,7 +272,7 @@
         <w:tabs>
           <w:tab w:val="left" w:pos="280"/>
         </w:tabs>
-        <w:spacing w:after="83" w:line="295"/>
+        <w:spacing w:after="78" w:line="293"/>
         <w:ind w:left="280" w:hanging="280"/>
       </w:pPr>
       <w:r>
@@ -295,7 +295,7 @@
         <w:tabs>
           <w:tab w:val="left" w:pos="280"/>
         </w:tabs>
-        <w:spacing w:after="83" w:line="295"/>
+        <w:spacing w:after="78" w:line="293"/>
         <w:ind w:left="280" w:hanging="280"/>
       </w:pPr>
       <w:r>
@@ -318,7 +318,7 @@
         <w:tabs>
           <w:tab w:val="left" w:pos="280"/>
         </w:tabs>
-        <w:spacing w:after="83" w:line="295"/>
+        <w:spacing w:after="78" w:line="293"/>
         <w:ind w:left="280" w:hanging="280"/>
       </w:pPr>
       <w:r>
@@ -341,7 +341,7 @@
         <w:tabs>
           <w:tab w:val="left" w:pos="280"/>
         </w:tabs>
-        <w:spacing w:after="83" w:line="295"/>
+        <w:spacing w:after="78" w:line="293"/>
         <w:ind w:left="280" w:hanging="280"/>
       </w:pPr>
       <w:r>
@@ -359,7 +359,7 @@
         <w:tabs>
           <w:tab w:val="right" w:pos="10800"/>
         </w:tabs>
-        <w:spacing w:after="20" w:before="226"/>
+        <w:spacing w:after="20" w:before="215"/>
       </w:pPr>
       <w:r>
         <w:rPr>
@@ -385,10 +385,10 @@
         <w:rPr>
           <w:rFonts w:ascii="Calibri" w:cs="Calibri" w:eastAsia="Calibri" w:hAnsi="Calibri"/>
           <w:color w:val="555555"/>
-          <w:sz w:val="22"/>
-          <w:szCs w:val="22"/>
-        </w:rPr>
-        <w:t xml:space="preserve">	Phoenix, AZ  |  Oct 2021 - Oct 2023</w:t>
+          <w:sz w:val="21"/>
+          <w:szCs w:val="21"/>
+        </w:rPr>
+        <w:t xml:space="preserve">	Phoenix, AZ | Oct 2021 - Oct 2023</w:t>
       </w:r>
     </w:p>
     <w:p>
@@ -401,7 +401,7 @@
         <w:tabs>
           <w:tab w:val="left" w:pos="280"/>
         </w:tabs>
-        <w:spacing w:after="83" w:line="295"/>
+        <w:spacing w:after="78" w:line="293"/>
         <w:ind w:left="280" w:hanging="280"/>
       </w:pPr>
       <w:r>
@@ -424,7 +424,7 @@
         <w:tabs>
           <w:tab w:val="left" w:pos="280"/>
         </w:tabs>
-        <w:spacing w:after="83" w:line="295"/>
+        <w:spacing w:after="78" w:line="293"/>
         <w:ind w:left="280" w:hanging="280"/>
       </w:pPr>
       <w:r>
@@ -447,7 +447,7 @@
         <w:tabs>
           <w:tab w:val="left" w:pos="280"/>
         </w:tabs>
-        <w:spacing w:after="83" w:line="295"/>
+        <w:spacing w:after="78" w:line="293"/>
         <w:ind w:left="280" w:hanging="280"/>
       </w:pPr>
       <w:r>
@@ -470,7 +470,7 @@
         <w:tabs>
           <w:tab w:val="left" w:pos="280"/>
         </w:tabs>
-        <w:spacing w:after="83" w:line="295"/>
+        <w:spacing w:after="78" w:line="293"/>
         <w:ind w:left="280" w:hanging="280"/>
       </w:pPr>
       <w:r>
@@ -488,7 +488,7 @@
         <w:tabs>
           <w:tab w:val="right" w:pos="10800"/>
         </w:tabs>
-        <w:spacing w:after="20" w:before="226"/>
+        <w:spacing w:after="20" w:before="215"/>
       </w:pPr>
       <w:r>
         <w:rPr>
@@ -514,10 +514,10 @@
         <w:rPr>
           <w:rFonts w:ascii="Calibri" w:cs="Calibri" w:eastAsia="Calibri" w:hAnsi="Calibri"/>
           <w:color w:val="555555"/>
-          <w:sz w:val="22"/>
-          <w:szCs w:val="22"/>
-        </w:rPr>
-        <w:t xml:space="preserve">	Queen Creek, AZ  |  Aug 2018 - Aug 2020</w:t>
+          <w:sz w:val="21"/>
+          <w:szCs w:val="21"/>
+        </w:rPr>
+        <w:t xml:space="preserve">	Queen Creek, AZ | Aug 2018 - Aug 2020</w:t>
       </w:r>
     </w:p>
     <w:p>
@@ -530,7 +530,7 @@
         <w:tabs>
           <w:tab w:val="left" w:pos="280"/>
         </w:tabs>
-        <w:spacing w:after="83" w:line="295"/>
+        <w:spacing w:after="78" w:line="293"/>
         <w:ind w:left="280" w:hanging="280"/>
       </w:pPr>
       <w:r>
@@ -553,7 +553,7 @@
         <w:tabs>
           <w:tab w:val="left" w:pos="280"/>
         </w:tabs>
-        <w:spacing w:after="83" w:line="295"/>
+        <w:spacing w:after="78" w:line="293"/>
         <w:ind w:left="280" w:hanging="280"/>
       </w:pPr>
       <w:r>
@@ -571,7 +571,7 @@
         <w:pBdr>
           <w:bottom w:val="single" w:color="1A4D8F" w:sz="8" w:space="1"/>
         </w:pBdr>
-        <w:spacing w:after="148" w:before="266"/>
+        <w:spacing w:after="141" w:before="255"/>
       </w:pPr>
       <w:r>
         <w:rPr>
@@ -580,24 +580,24 @@
           <w:bCs/>
           <w:color w:val="1A4D8F"/>
           <w:spacing w:val="12"/>
-          <w:sz w:val="25"/>
-          <w:szCs w:val="25"/>
+          <w:sz w:val="24"/>
+          <w:szCs w:val="24"/>
         </w:rPr>
         <w:t xml:space="preserve">SKILLS</w:t>
       </w:r>
     </w:p>
     <w:p>
       <w:pPr>
-        <w:spacing w:line="310"/>
-      </w:pPr>
-      <w:r>
-        <w:rPr>
-          <w:rFonts w:ascii="Calibri" w:cs="Calibri" w:eastAsia="Calibri" w:hAnsi="Calibri"/>
-          <w:color w:val="1A1A1A"/>
-          <w:sz w:val="23"/>
-          <w:szCs w:val="23"/>
-        </w:rPr>
-        <w:t xml:space="preserve">Meta / Facebook Ads  •  Facebook Pixel  •  Google Business Optimization  •  Marketing Analytics  •  Inbound Marketing (HubSpot Certified)  •  E-Commerce Marketing (Google Certified)  •  Excel &amp; Google Sheets  •  AI Workflows (Claude, ChatGPT, OpenClaw, Runway, Midjourney, Google Veo)  •  Storytelling &amp; Content Strategy  •  Video Production  •  Adobe Creative Suite  •  Canva  •  Wrike / Notion / Trello / Google Workspace</w:t>
+        <w:spacing w:line="308"/>
+      </w:pPr>
+      <w:r>
+        <w:rPr>
+          <w:rFonts w:ascii="Calibri" w:cs="Calibri" w:eastAsia="Calibri" w:hAnsi="Calibri"/>
+          <w:color w:val="1A1A1A"/>
+          <w:sz w:val="23"/>
+          <w:szCs w:val="23"/>
+        </w:rPr>
+        <w:t xml:space="preserve">Meta / Facebook Ads • Facebook Pixel • Google Business Optimization • Marketing Analytics • Inbound Marketing (HubSpot Certified) • E-Commerce Marketing (Google Certified) • Excel &amp; Google Sheets • AI Workflows (Claude, ChatGPT, OpenClaw, Runway, Midjourney, Google Veo) • Storytelling &amp; Content Strategy • Video Production • Adobe Creative Suite • Canva • Wrike / Notion / Trello / Google Workspace</w:t>
       </w:r>
     </w:p>
     <w:p>
@@ -605,7 +605,7 @@
         <w:pBdr>
           <w:bottom w:val="single" w:color="1A4D8F" w:sz="8" w:space="1"/>
         </w:pBdr>
-        <w:spacing w:after="148" w:before="266"/>
+        <w:spacing w:after="141" w:before="255"/>
       </w:pPr>
       <w:r>
         <w:rPr>
@@ -614,15 +614,15 @@
           <w:bCs/>
           <w:color w:val="1A4D8F"/>
           <w:spacing w:val="12"/>
-          <w:sz w:val="25"/>
-          <w:szCs w:val="25"/>
+          <w:sz w:val="24"/>
+          <w:szCs w:val="24"/>
         </w:rPr>
         <w:t xml:space="preserve">EDUCATION &amp; CERTIFICATIONS</w:t>
       </w:r>
     </w:p>
     <w:p>
       <w:pPr>
-        <w:spacing w:after="78"/>
+        <w:spacing w:after="74"/>
       </w:pPr>
       <w:r>
         <w:rPr>
@@ -656,7 +656,7 @@
     </w:p>
     <w:p>
       <w:pPr>
-        <w:spacing w:after="78"/>
+        <w:spacing w:after="74"/>
       </w:pPr>
       <w:r>
         <w:rPr>
@@ -696,7 +696,7 @@
           <w:sz w:val="23"/>
           <w:szCs w:val="23"/>
         </w:rPr>
-        <w:t xml:space="preserve">Google Digital Marketing &amp; E-Commerce  •  HubSpot Inbound Marketing  •  WGU Marketing Analytics  •  Part 107 Drone Operator License</w:t>
+        <w:t xml:space="preserve">Google Digital Marketing &amp; E-Commerce • HubSpot Inbound Marketing • WGU Marketing Analytics • Part 107 Drone Operator License</w:t>
       </w:r>
     </w:p>
     <w:sectPr>
@@ -874,7 +874,7 @@
     <w:lvl w:ilvl="0" w:tentative="1">
       <w:start w:val="1"/>
       <w:numFmt w:val="bullet"/>
-      <w:lvlText w:val="▪"/>
+      <w:lvlText w:val="•"/>
       <w:lvlJc w:val="left"/>
       <w:pPr>
         <w:ind w:left="280" w:hanging="280"/>

--- a/Job Hunt 2026/2026-07-18 - Tatum Management Group - Marketing Director/Joshua_Chappell_Resume_Tatum.docx
+++ b/Job Hunt 2026/2026-07-18 - Tatum Management Group - Marketing Director/Joshua_Chappell_Resume_Tatum.docx
@@ -33,7 +33,7 @@
         </w:rPr>
         <w:t xml:space="preserve">Mesa, AZ • 480-586-7959 • </w:t>
       </w:r>
-      <w:hyperlink w:history="1" r:id="rIdribaugqyy5igaoq7rtsxt">
+      <w:hyperlink w:history="1" r:id="rIdnztvw8zxujb9zs2cyukkl">
         <w:r>
           <w:rPr>
             <w:rFonts w:ascii="Calibri" w:cs="Calibri" w:eastAsia="Calibri" w:hAnsi="Calibri"/>
@@ -49,7 +49,7 @@
       <w:pPr>
         <w:jc w:val="center"/>
       </w:pPr>
-      <w:hyperlink w:history="1" r:id="rIdmtmvt9fihtbeh77nffk03">
+      <w:hyperlink w:history="1" r:id="rIdl8janhkrh3yn1rguajros">
         <w:r>
           <w:rPr>
             <w:rFonts w:ascii="Calibri" w:cs="Calibri" w:eastAsia="Calibri" w:hAnsi="Calibri"/>
@@ -63,7 +63,7 @@
     </w:p>
     <w:p>
       <w:pPr>
-        <w:spacing w:after="121" w:before="208" w:line="293"/>
+        <w:spacing w:after="128" w:before="217" w:line="295"/>
         <w:jc w:val="both"/>
       </w:pPr>
       <w:r>
@@ -81,7 +81,7 @@
         <w:pBdr>
           <w:bottom w:val="single" w:color="1A4D8F" w:sz="8" w:space="1"/>
         </w:pBdr>
-        <w:spacing w:after="141" w:before="255"/>
+        <w:spacing w:after="148" w:before="266"/>
       </w:pPr>
       <w:r>
         <w:rPr>
@@ -90,8 +90,8 @@
           <w:bCs/>
           <w:color w:val="1A4D8F"/>
           <w:spacing w:val="12"/>
-          <w:sz w:val="24"/>
-          <w:szCs w:val="24"/>
+          <w:sz w:val="25"/>
+          <w:szCs w:val="25"/>
         </w:rPr>
         <w:t xml:space="preserve">EXPERIENCE</w:t>
       </w:r>
@@ -127,8 +127,8 @@
         <w:rPr>
           <w:rFonts w:ascii="Calibri" w:cs="Calibri" w:eastAsia="Calibri" w:hAnsi="Calibri"/>
           <w:color w:val="555555"/>
-          <w:sz w:val="21"/>
-          <w:szCs w:val="21"/>
+          <w:sz w:val="22"/>
+          <w:szCs w:val="22"/>
         </w:rPr>
         <w:t xml:space="preserve">	Mesa, AZ | 2025 - Present</w:t>
       </w:r>
@@ -143,7 +143,7 @@
         <w:tabs>
           <w:tab w:val="left" w:pos="280"/>
         </w:tabs>
-        <w:spacing w:after="78" w:line="293"/>
+        <w:spacing w:after="83" w:line="295"/>
         <w:ind w:left="280" w:hanging="280"/>
       </w:pPr>
       <w:r>
@@ -166,7 +166,7 @@
         <w:tabs>
           <w:tab w:val="left" w:pos="280"/>
         </w:tabs>
-        <w:spacing w:after="78" w:line="293"/>
+        <w:spacing w:after="83" w:line="295"/>
         <w:ind w:left="280" w:hanging="280"/>
       </w:pPr>
       <w:r>
@@ -189,7 +189,7 @@
         <w:tabs>
           <w:tab w:val="left" w:pos="280"/>
         </w:tabs>
-        <w:spacing w:after="78" w:line="293"/>
+        <w:spacing w:after="83" w:line="295"/>
         <w:ind w:left="280" w:hanging="280"/>
       </w:pPr>
       <w:r>
@@ -212,7 +212,7 @@
         <w:tabs>
           <w:tab w:val="left" w:pos="280"/>
         </w:tabs>
-        <w:spacing w:after="78" w:line="293"/>
+        <w:spacing w:after="83" w:line="295"/>
         <w:ind w:left="280" w:hanging="280"/>
       </w:pPr>
       <w:r>
@@ -230,7 +230,7 @@
         <w:tabs>
           <w:tab w:val="right" w:pos="10800"/>
         </w:tabs>
-        <w:spacing w:after="20" w:before="215"/>
+        <w:spacing w:after="20" w:before="226"/>
       </w:pPr>
       <w:r>
         <w:rPr>
@@ -256,8 +256,8 @@
         <w:rPr>
           <w:rFonts w:ascii="Calibri" w:cs="Calibri" w:eastAsia="Calibri" w:hAnsi="Calibri"/>
           <w:color w:val="555555"/>
-          <w:sz w:val="21"/>
-          <w:szCs w:val="21"/>
+          <w:sz w:val="22"/>
+          <w:szCs w:val="22"/>
         </w:rPr>
         <w:t xml:space="preserve">	Glendale, AZ | Sep 2019 - Present</w:t>
       </w:r>
@@ -272,7 +272,7 @@
         <w:tabs>
           <w:tab w:val="left" w:pos="280"/>
         </w:tabs>
-        <w:spacing w:after="78" w:line="293"/>
+        <w:spacing w:after="83" w:line="295"/>
         <w:ind w:left="280" w:hanging="280"/>
       </w:pPr>
       <w:r>
@@ -295,7 +295,7 @@
         <w:tabs>
           <w:tab w:val="left" w:pos="280"/>
         </w:tabs>
-        <w:spacing w:after="78" w:line="293"/>
+        <w:spacing w:after="83" w:line="295"/>
         <w:ind w:left="280" w:hanging="280"/>
       </w:pPr>
       <w:r>
@@ -318,7 +318,7 @@
         <w:tabs>
           <w:tab w:val="left" w:pos="280"/>
         </w:tabs>
-        <w:spacing w:after="78" w:line="293"/>
+        <w:spacing w:after="83" w:line="295"/>
         <w:ind w:left="280" w:hanging="280"/>
       </w:pPr>
       <w:r>
@@ -341,7 +341,7 @@
         <w:tabs>
           <w:tab w:val="left" w:pos="280"/>
         </w:tabs>
-        <w:spacing w:after="78" w:line="293"/>
+        <w:spacing w:after="83" w:line="295"/>
         <w:ind w:left="280" w:hanging="280"/>
       </w:pPr>
       <w:r>
@@ -359,7 +359,7 @@
         <w:tabs>
           <w:tab w:val="right" w:pos="10800"/>
         </w:tabs>
-        <w:spacing w:after="20" w:before="215"/>
+        <w:spacing w:after="20" w:before="226"/>
       </w:pPr>
       <w:r>
         <w:rPr>
@@ -385,8 +385,8 @@
         <w:rPr>
           <w:rFonts w:ascii="Calibri" w:cs="Calibri" w:eastAsia="Calibri" w:hAnsi="Calibri"/>
           <w:color w:val="555555"/>
-          <w:sz w:val="21"/>
-          <w:szCs w:val="21"/>
+          <w:sz w:val="22"/>
+          <w:szCs w:val="22"/>
         </w:rPr>
         <w:t xml:space="preserve">	Phoenix, AZ | Oct 2021 - Oct 2023</w:t>
       </w:r>
@@ -401,7 +401,7 @@
         <w:tabs>
           <w:tab w:val="left" w:pos="280"/>
         </w:tabs>
-        <w:spacing w:after="78" w:line="293"/>
+        <w:spacing w:after="83" w:line="295"/>
         <w:ind w:left="280" w:hanging="280"/>
       </w:pPr>
       <w:r>
@@ -424,7 +424,7 @@
         <w:tabs>
           <w:tab w:val="left" w:pos="280"/>
         </w:tabs>
-        <w:spacing w:after="78" w:line="293"/>
+        <w:spacing w:after="83" w:line="295"/>
         <w:ind w:left="280" w:hanging="280"/>
       </w:pPr>
       <w:r>
@@ -447,7 +447,7 @@
         <w:tabs>
           <w:tab w:val="left" w:pos="280"/>
         </w:tabs>
-        <w:spacing w:after="78" w:line="293"/>
+        <w:spacing w:after="83" w:line="295"/>
         <w:ind w:left="280" w:hanging="280"/>
       </w:pPr>
       <w:r>
@@ -470,7 +470,7 @@
         <w:tabs>
           <w:tab w:val="left" w:pos="280"/>
         </w:tabs>
-        <w:spacing w:after="78" w:line="293"/>
+        <w:spacing w:after="83" w:line="295"/>
         <w:ind w:left="280" w:hanging="280"/>
       </w:pPr>
       <w:r>
@@ -488,7 +488,7 @@
         <w:tabs>
           <w:tab w:val="right" w:pos="10800"/>
         </w:tabs>
-        <w:spacing w:after="20" w:before="215"/>
+        <w:spacing w:after="20" w:before="226"/>
       </w:pPr>
       <w:r>
         <w:rPr>
@@ -514,8 +514,8 @@
         <w:rPr>
           <w:rFonts w:ascii="Calibri" w:cs="Calibri" w:eastAsia="Calibri" w:hAnsi="Calibri"/>
           <w:color w:val="555555"/>
-          <w:sz w:val="21"/>
-          <w:szCs w:val="21"/>
+          <w:sz w:val="22"/>
+          <w:szCs w:val="22"/>
         </w:rPr>
         <w:t xml:space="preserve">	Queen Creek, AZ | Aug 2018 - Aug 2020</w:t>
       </w:r>
@@ -530,7 +530,7 @@
         <w:tabs>
           <w:tab w:val="left" w:pos="280"/>
         </w:tabs>
-        <w:spacing w:after="78" w:line="293"/>
+        <w:spacing w:after="83" w:line="295"/>
         <w:ind w:left="280" w:hanging="280"/>
       </w:pPr>
       <w:r>
@@ -553,7 +553,7 @@
         <w:tabs>
           <w:tab w:val="left" w:pos="280"/>
         </w:tabs>
-        <w:spacing w:after="78" w:line="293"/>
+        <w:spacing w:after="83" w:line="295"/>
         <w:ind w:left="280" w:hanging="280"/>
       </w:pPr>
       <w:r>
@@ -571,7 +571,7 @@
         <w:pBdr>
           <w:bottom w:val="single" w:color="1A4D8F" w:sz="8" w:space="1"/>
         </w:pBdr>
-        <w:spacing w:after="141" w:before="255"/>
+        <w:spacing w:after="148" w:before="266"/>
       </w:pPr>
       <w:r>
         <w:rPr>
@@ -580,15 +580,15 @@
           <w:bCs/>
           <w:color w:val="1A4D8F"/>
           <w:spacing w:val="12"/>
-          <w:sz w:val="24"/>
-          <w:szCs w:val="24"/>
+          <w:sz w:val="25"/>
+          <w:szCs w:val="25"/>
         </w:rPr>
         <w:t xml:space="preserve">SKILLS</w:t>
       </w:r>
     </w:p>
     <w:p>
       <w:pPr>
-        <w:spacing w:line="308"/>
+        <w:spacing w:line="310"/>
       </w:pPr>
       <w:r>
         <w:rPr>
@@ -605,7 +605,7 @@
         <w:pBdr>
           <w:bottom w:val="single" w:color="1A4D8F" w:sz="8" w:space="1"/>
         </w:pBdr>
-        <w:spacing w:after="141" w:before="255"/>
+        <w:spacing w:after="148" w:before="266"/>
       </w:pPr>
       <w:r>
         <w:rPr>
@@ -614,15 +614,15 @@
           <w:bCs/>
           <w:color w:val="1A4D8F"/>
           <w:spacing w:val="12"/>
-          <w:sz w:val="24"/>
-          <w:szCs w:val="24"/>
+          <w:sz w:val="25"/>
+          <w:szCs w:val="25"/>
         </w:rPr>
         <w:t xml:space="preserve">EDUCATION &amp; CERTIFICATIONS</w:t>
       </w:r>
     </w:p>
     <w:p>
       <w:pPr>
-        <w:spacing w:after="74"/>
+        <w:spacing w:after="78"/>
       </w:pPr>
       <w:r>
         <w:rPr>
@@ -656,7 +656,7 @@
     </w:p>
     <w:p>
       <w:pPr>
-        <w:spacing w:after="74"/>
+        <w:spacing w:after="78"/>
       </w:pPr>
       <w:r>
         <w:rPr>
